--- a/secure_local_data/기상특보_작업중지명령서_20260829.docx
+++ b/secure_local_data/기상특보_작업중지명령서_20260829.docx
@@ -403,7 +403,7 @@
           <w:rFonts w:ascii="맑은 고딕" w:hAnsi="맑은 고딕"/>
           <w:sz w:val="19"/>
         </w:rPr>
-        <w:t xml:space="preserve"> 2026.08.29 14:25</w:t>
+        <w:t xml:space="preserve"> 2026.08.29 18:42</w:t>
       </w:r>
     </w:p>
     <w:p>
@@ -492,7 +492,7 @@
           <w:b/>
           <w:sz w:val="19"/>
         </w:rPr>
-        <w:t>8.5 mm/hr</w:t>
+        <w:t>0.0 mm/hr</w:t>
       </w:r>
       <w:r>
         <w:rPr>
@@ -507,7 +507,7 @@
           <w:b/>
           <w:sz w:val="19"/>
         </w:rPr>
-        <w:t>13.0 m/s</w:t>
+        <w:t>3.5 m/s</w:t>
       </w:r>
       <w:r>
         <w:rPr>
@@ -522,7 +522,7 @@
           <w:b/>
           <w:sz w:val="19"/>
         </w:rPr>
-        <w:t>21.0 ℃</w:t>
+        <w:t>23.0 ℃</w:t>
       </w:r>
       <w:r>
         <w:rPr>
@@ -554,7 +554,7 @@
           <w:rFonts w:ascii="맑은 고딕" w:hAnsi="맑은 고딕"/>
           <w:sz w:val="19"/>
         </w:rPr>
-        <w:t xml:space="preserve"> 3층 슬래브 콘크리트 타설 및 갱폼 양중</w:t>
+        <w:t xml:space="preserve"> 실내 미장 및 조적 공사</w:t>
       </w:r>
     </w:p>
     <w:p>
@@ -588,7 +588,7 @@
           <w:b/>
           <w:sz w:val="19"/>
         </w:rPr>
-        <w:t>【긴급 작업중지 명령 발령】 기상 악화(강우/강풍)에 따른 법적 작업중지권 행사</w:t>
+        <w:t>기상 양호 - 정상 작업 가능 (PASS)</w:t>
       </w:r>
       <w:r>
         <w:rPr>
@@ -831,7 +831,7 @@
                 <w:rFonts w:ascii="맑은 고딕" w:hAnsi="맑은 고딕"/>
                 <w:sz w:val="18"/>
               </w:rPr>
-              <w:t>1</w:t>
+              <w:t>-</w:t>
             </w:r>
           </w:p>
         </w:tc>
@@ -855,7 +855,7 @@
                 <w:rFonts w:ascii="맑은 고딕" w:hAnsi="맑은 고딕"/>
                 <w:sz w:val="18"/>
               </w:rPr>
-              <w:t>**우천 타설 및 옥외 방수 금지**</w:t>
+              <w:t>정상 기상</w:t>
             </w:r>
           </w:p>
         </w:tc>
@@ -879,7 +879,7 @@
                 <w:rFonts w:ascii="맑은 고딕" w:hAnsi="맑은 고딕"/>
                 <w:sz w:val="18"/>
               </w:rPr>
-              <w:t>시간당 강우량 8.5 mm/hr (강우 지속)</w:t>
+              <w:t>기준치 이내</w:t>
             </w:r>
           </w:p>
         </w:tc>
@@ -903,7 +903,7 @@
                 <w:rFonts w:ascii="맑은 고딕" w:hAnsi="맑은 고딕"/>
                 <w:sz w:val="18"/>
               </w:rPr>
-              <w:t>KCS 14 20 10 제3.3절 (강우·강설 시 콘크리트 타설 원칙적 금지)</w:t>
+              <w:t>정상</w:t>
             </w:r>
           </w:p>
         </w:tc>
@@ -927,7 +927,33 @@
                 <w:rFonts w:ascii="맑은 고딕" w:hAnsi="맑은 고딕"/>
                 <w:sz w:val="18"/>
               </w:rPr>
-              <w:t>콘크리트 타설, 옥외 도장, 아스팔트 방수</w:t>
+              <w:t>없음</w:t>
+            </w:r>
+          </w:p>
+        </w:tc>
+        <w:tc>
+          <w:tcPr>
+            <w:tcW w:type="dxa" w:w="1419"/>
+            <w:tcMar>
+              <w:top w:w="100" w:type="dxa"/>
+              <w:bottom w:w="100" w:type="dxa"/>
+              <w:left w:w="120" w:type="dxa"/>
+              <w:right w:w="120" w:type="dxa"/>
+            </w:tcMar>
+            <w:shd w:fill="F7FAFC"/>
+          </w:tcPr>
+          <w:p>
+            <w:pPr>
+              <w:jc w:val="left"/>
+            </w:pPr>
+            <w:r>
+              <w:rPr>
+                <w:rFonts w:ascii="맑은 고딕" w:hAnsi="맑은 고딕"/>
+                <w:b/>
+                <w:color w:val="276749"/>
+                <w:sz w:val="18"/>
+              </w:rPr>
+              <w:t>정상 (PASS)</w:t>
             </w:r>
           </w:p>
         </w:tc>
@@ -951,194 +977,7 @@
                 <w:rFonts w:ascii="맑은 고딕" w:hAnsi="맑은 고딕"/>
                 <w:sz w:val="18"/>
               </w:rPr>
-              <w:t>🛑 **전면 작업중지 (MANDATORY_STOP)**</w:t>
-            </w:r>
-          </w:p>
-        </w:tc>
-        <w:tc>
-          <w:tcPr>
-            <w:tcW w:type="dxa" w:w="1419"/>
-            <w:tcMar>
-              <w:top w:w="100" w:type="dxa"/>
-              <w:bottom w:w="100" w:type="dxa"/>
-              <w:left w:w="120" w:type="dxa"/>
-              <w:right w:w="120" w:type="dxa"/>
-            </w:tcMar>
-            <w:shd w:fill="F7FAFC"/>
-          </w:tcPr>
-          <w:p>
-            <w:pPr>
-              <w:jc w:val="left"/>
-            </w:pPr>
-            <w:r>
-              <w:rPr>
-                <w:rFonts w:ascii="맑은 고딕" w:hAnsi="맑은 고딕"/>
-                <w:sz w:val="18"/>
-              </w:rPr>
-              <w:t>강우 중 콘크리트 타설 시 물-결합재비(W/B) 상승으로 인한 강도 저하 및 품질 불량 발생 위험 ➔ 타설 즉시 중단 및 콜드조인트 방지 마감 조치</w:t>
-            </w:r>
-          </w:p>
-        </w:tc>
-      </w:tr>
-      <w:tr>
-        <w:tc>
-          <w:tcPr>
-            <w:tcW w:type="dxa" w:w="1419"/>
-            <w:tcMar>
-              <w:top w:w="100" w:type="dxa"/>
-              <w:bottom w:w="100" w:type="dxa"/>
-              <w:left w:w="120" w:type="dxa"/>
-              <w:right w:w="120" w:type="dxa"/>
-            </w:tcMar>
-          </w:tcPr>
-          <w:p>
-            <w:pPr>
-              <w:jc w:val="left"/>
-            </w:pPr>
-            <w:r>
-              <w:rPr>
-                <w:rFonts w:ascii="맑은 고딕" w:hAnsi="맑은 고딕"/>
-                <w:sz w:val="18"/>
-              </w:rPr>
-              <w:t>2</w:t>
-            </w:r>
-          </w:p>
-        </w:tc>
-        <w:tc>
-          <w:tcPr>
-            <w:tcW w:type="dxa" w:w="1419"/>
-            <w:tcMar>
-              <w:top w:w="100" w:type="dxa"/>
-              <w:bottom w:w="100" w:type="dxa"/>
-              <w:left w:w="120" w:type="dxa"/>
-              <w:right w:w="120" w:type="dxa"/>
-            </w:tcMar>
-          </w:tcPr>
-          <w:p>
-            <w:pPr>
-              <w:jc w:val="left"/>
-            </w:pPr>
-            <w:r>
-              <w:rPr>
-                <w:rFonts w:ascii="맑은 고딕" w:hAnsi="맑은 고딕"/>
-                <w:sz w:val="18"/>
-              </w:rPr>
-              <w:t>**강풍 시 양중 및 고소작업 중지**</w:t>
-            </w:r>
-          </w:p>
-        </w:tc>
-        <w:tc>
-          <w:tcPr>
-            <w:tcW w:type="dxa" w:w="1419"/>
-            <w:tcMar>
-              <w:top w:w="100" w:type="dxa"/>
-              <w:bottom w:w="100" w:type="dxa"/>
-              <w:left w:w="120" w:type="dxa"/>
-              <w:right w:w="120" w:type="dxa"/>
-            </w:tcMar>
-          </w:tcPr>
-          <w:p>
-            <w:pPr>
-              <w:jc w:val="left"/>
-            </w:pPr>
-            <w:r>
-              <w:rPr>
-                <w:rFonts w:ascii="맑은 고딕" w:hAnsi="맑은 고딕"/>
-                <w:sz w:val="18"/>
-              </w:rPr>
-              <w:t>순간최대풍속 13.0 m/s (강풍 주의보/경보)</w:t>
-            </w:r>
-          </w:p>
-        </w:tc>
-        <w:tc>
-          <w:tcPr>
-            <w:tcW w:type="dxa" w:w="1419"/>
-            <w:tcMar>
-              <w:top w:w="100" w:type="dxa"/>
-              <w:bottom w:w="100" w:type="dxa"/>
-              <w:left w:w="120" w:type="dxa"/>
-              <w:right w:w="120" w:type="dxa"/>
-            </w:tcMar>
-          </w:tcPr>
-          <w:p>
-            <w:pPr>
-              <w:jc w:val="left"/>
-            </w:pPr>
-            <w:r>
-              <w:rPr>
-                <w:rFonts w:ascii="맑은 고딕" w:hAnsi="맑은 고딕"/>
-                <w:sz w:val="18"/>
-              </w:rPr>
-              <w:t>산업안전보건기준에 관한 규칙 제37조 (악천후 및 강풍 시 작업중지)</w:t>
-            </w:r>
-          </w:p>
-        </w:tc>
-        <w:tc>
-          <w:tcPr>
-            <w:tcW w:type="dxa" w:w="1419"/>
-            <w:tcMar>
-              <w:top w:w="100" w:type="dxa"/>
-              <w:bottom w:w="100" w:type="dxa"/>
-              <w:left w:w="120" w:type="dxa"/>
-              <w:right w:w="120" w:type="dxa"/>
-            </w:tcMar>
-          </w:tcPr>
-          <w:p>
-            <w:pPr>
-              <w:jc w:val="left"/>
-            </w:pPr>
-            <w:r>
-              <w:rPr>
-                <w:rFonts w:ascii="맑은 고딕" w:hAnsi="맑은 고딕"/>
-                <w:sz w:val="18"/>
-              </w:rPr>
-              <w:t>타워크레인 양중, 갱폼 인양, 비계 설치/해체, 외부 도장</w:t>
-            </w:r>
-          </w:p>
-        </w:tc>
-        <w:tc>
-          <w:tcPr>
-            <w:tcW w:type="dxa" w:w="1419"/>
-            <w:tcMar>
-              <w:top w:w="100" w:type="dxa"/>
-              <w:bottom w:w="100" w:type="dxa"/>
-              <w:left w:w="120" w:type="dxa"/>
-              <w:right w:w="120" w:type="dxa"/>
-            </w:tcMar>
-          </w:tcPr>
-          <w:p>
-            <w:pPr>
-              <w:jc w:val="left"/>
-            </w:pPr>
-            <w:r>
-              <w:rPr>
-                <w:rFonts w:ascii="맑은 고딕" w:hAnsi="맑은 고딕"/>
-                <w:sz w:val="18"/>
-              </w:rPr>
-              <w:t>🛑 **크레인 양중 중지 (WARNING_STOP)**</w:t>
-            </w:r>
-          </w:p>
-        </w:tc>
-        <w:tc>
-          <w:tcPr>
-            <w:tcW w:type="dxa" w:w="1419"/>
-            <w:tcMar>
-              <w:top w:w="100" w:type="dxa"/>
-              <w:bottom w:w="100" w:type="dxa"/>
-              <w:left w:w="120" w:type="dxa"/>
-              <w:right w:w="120" w:type="dxa"/>
-            </w:tcMar>
-          </w:tcPr>
-          <w:p>
-            <w:pPr>
-              <w:jc w:val="left"/>
-            </w:pPr>
-            <w:r>
-              <w:rPr>
-                <w:rFonts w:ascii="맑은 고딕" w:hAnsi="맑은 고딕"/>
-                <w:sz w:val="18"/>
-              </w:rPr>
-              <w:t>순간풍속 13.0m/s 도달에 따라 타워크레인/이동식크레인 자재 양중 및 인양 작업 중지 실시. 하부 낙하물 위험구역 통제선 설치.</w:t>
+              <w:t>표준 안전수칙 준수 하에 시공</w:t>
             </w:r>
           </w:p>
         </w:tc>
